--- a/Course/Component 1 - Computer Systems/1.2 Software and Software Development/1.2.2 Applications Generation/Homework (editable).docx
+++ b/Course/Component 1 - Computer Systems/1.2 Software and Software Development/1.2.2 Applications Generation/Homework (editable).docx
@@ -825,7 +825,7 @@
         <w:rPr>
           <w:i/>
         </w:rPr>
-        <w:t>(from 1.1.1)</w:t>
+        <w:t>(from 1.1.2)</w:t>
       </w:r>
       <w:r>
         <w:t xml:space="preserve"> State Von Neumann architecture's key principle that distinguishes it from Harvard architecture. </w:t>
